--- a/vbhc-vn/skills/vbhc-vn/templates/03-bao-cao.docx
+++ b/vbhc-vn/skills/vbhc-vn/templates/03-bao-cao.docx
@@ -1725,7 +1725,7 @@
                 <w:sz w:val="22"/>
                 <w:szCs w:val="22"/>
               </w:rPr>
-              <w:t xml:space="preserve">- Lưu: VT, </w:t>
+              <w:t>- Lưu: VT, CN.</w:t>
             </w:r>
             <w:r>
               <w:rPr>
@@ -1734,7 +1734,6 @@
                 <w:szCs w:val="22"/>
                 <w:lang w:val="nl-NL"/>
               </w:rPr>
-              <w:t>CN</w:t>
             </w:r>
             <w:r>
               <w:rPr>
@@ -1744,7 +1743,6 @@
                 <w:szCs w:val="22"/>
                 <w:vertAlign w:val="subscript"/>
               </w:rPr>
-              <w:t>(Trung)</w:t>
             </w:r>
             <w:r>
               <w:rPr>
@@ -1753,7 +1751,6 @@
                 <w:szCs w:val="22"/>
                 <w:lang w:val="nl-NL"/>
               </w:rPr>
-              <w:t>.</w:t>
             </w:r>
           </w:p>
         </w:tc>
